--- a/InvoiceMaster_部署手册与使用说明.docx
+++ b/InvoiceMaster_部署手册与使用说明.docx
@@ -75,7 +75,7 @@
           <w:sz w:val="22"/>
           <w:szCs w:val="22"/>
         </w:rPr>
-        <w:t xml:space="preserve">版本 1.0.0</w:t>
+        <w:t xml:space="preserve">版本 1.6.0</w:t>
       </w:r>
     </w:p>
     <w:p>
@@ -923,7 +923,7 @@
           <w:sz w:val="20"/>
           <w:szCs w:val="20"/>
         </w:rPr>
-        <w:t xml:space="preserve">注意：v1.0.0 采用便携式部署方案，Python 依赖已打包在 backend/vendor/ 目录中，前端已预构建在 frontend/dist/。最终用户仅需安装 Python 3.10+，无需安装任何其他依赖。</w:t>
+        <w:t xml:space="preserve">注意：v1.6.0 采用便携式部署方案，Python 依赖已打包在 backend/vendor/ 目录中，前端已预构建在 frontend/dist/。最终用户仅需安装 Python 3.10+，无需安装任何其他依赖。</w:t>
       </w:r>
     </w:p>
     <w:tbl>

--- a/InvoiceMaster_部署手册与使用说明.docx
+++ b/InvoiceMaster_部署手册与使用说明.docx
@@ -75,7 +75,7 @@
           <w:sz w:val="22"/>
           <w:szCs w:val="22"/>
         </w:rPr>
-        <w:t xml:space="preserve">版本 1.6.0</w:t>
+        <w:t xml:space="preserve">版本 2.0.0</w:t>
       </w:r>
     </w:p>
     <w:p>
@@ -150,7 +150,7 @@
           <w:sz w:val="21"/>
           <w:szCs w:val="21"/>
         </w:rPr>
-        <w:t xml:space="preserve">InvoiceMaster 是一款开箱即用的 Windows 桌面 Web 应用，用于 PDF 电子发票的智能解析与管理。用户只需双击启动脚本，浏览器自动打开，即可上传发票 PDF 并查看自动提取的发票信息与统计分析。</w:t>
+        <w:t xml:space="preserve">InvoiceMaster 是一款开箱即用的 Windows 桌面应用，用于 PDF 电子发票的智能解析与管理。用户只需双击应用图标，窗口自动打开，即可上传发票 PDF 并查看自动提取的发票信息与统计分析。</w:t>
       </w:r>
     </w:p>
     <w:p>
@@ -177,43 +177,43 @@
           <w:sz w:val="21"/>
           <w:szCs w:val="21"/>
         </w:rPr>
-        <w:t xml:space="preserve">开箱即用：双击 start_app.bat 自动启动后端并打开浏览器</w:t>
-      </w:r>
-    </w:p>
-    <w:p>
-      <w:pPr>
-        <w:pStyle w:val="ListParagraph"/>
-        <w:numPr>
-          <w:ilvl w:val="0"/>
-          <w:numId w:val="2"/>
-        </w:numPr>
-        <w:spacing w:after="40" w:before="40"/>
-      </w:pPr>
-      <w:r>
-        <w:rPr>
-          <w:rFonts w:ascii="Microsoft YaHei" w:cs="Microsoft YaHei" w:eastAsia="Microsoft YaHei" w:hAnsi="Microsoft YaHei"/>
-          <w:sz w:val="21"/>
-          <w:szCs w:val="21"/>
-        </w:rPr>
-        <w:t xml:space="preserve">零依赖安装：Python 依赖已打包在项目 vendor 目录中，前端已预构建</w:t>
-      </w:r>
-    </w:p>
-    <w:p>
-      <w:pPr>
-        <w:pStyle w:val="ListParagraph"/>
-        <w:numPr>
-          <w:ilvl w:val="0"/>
-          <w:numId w:val="2"/>
-        </w:numPr>
-        <w:spacing w:after="40" w:before="40"/>
-      </w:pPr>
-      <w:r>
-        <w:rPr>
-          <w:rFonts w:ascii="Microsoft YaHei" w:cs="Microsoft YaHei" w:eastAsia="Microsoft YaHei" w:hAnsi="Microsoft YaHei"/>
-          <w:sz w:val="21"/>
-          <w:szCs w:val="21"/>
-        </w:rPr>
-        <w:t xml:space="preserve">仅需 Python 3.10+ 预装在系统中</w:t>
+        <w:t xml:space="preserve">开箱即用：双击 InvoiceMaster.exe 桌面应用即可使用</w:t>
+      </w:r>
+    </w:p>
+    <w:p>
+      <w:pPr>
+        <w:pStyle w:val="ListParagraph"/>
+        <w:numPr>
+          <w:ilvl w:val="0"/>
+          <w:numId w:val="2"/>
+        </w:numPr>
+        <w:spacing w:after="40" w:before="40"/>
+      </w:pPr>
+      <w:r>
+        <w:rPr>
+          <w:rFonts w:ascii="Microsoft YaHei" w:cs="Microsoft YaHei" w:eastAsia="Microsoft YaHei" w:hAnsi="Microsoft YaHei"/>
+          <w:sz w:val="21"/>
+          <w:szCs w:val="21"/>
+        </w:rPr>
+        <w:t xml:space="preserve">零依赖安装：运行环境与依赖已打包在单文件 exe 中</w:t>
+      </w:r>
+    </w:p>
+    <w:p>
+      <w:pPr>
+        <w:pStyle w:val="ListParagraph"/>
+        <w:numPr>
+          <w:ilvl w:val="0"/>
+          <w:numId w:val="2"/>
+        </w:numPr>
+        <w:spacing w:after="40" w:before="40"/>
+      </w:pPr>
+      <w:r>
+        <w:rPr>
+          <w:rFonts w:ascii="Microsoft YaHei" w:cs="Microsoft YaHei" w:eastAsia="Microsoft YaHei" w:hAnsi="Microsoft YaHei"/>
+          <w:sz w:val="21"/>
+          <w:szCs w:val="21"/>
+        </w:rPr>
+        <w:t xml:space="preserve">无需预装任何环境（离线版 exe 内置运行时）</w:t>
       </w:r>
     </w:p>
     <w:p>
@@ -923,7 +923,7 @@
           <w:sz w:val="20"/>
           <w:szCs w:val="20"/>
         </w:rPr>
-        <w:t xml:space="preserve">注意：v1.6.0 采用便携式部署方案，Python 依赖已打包在 backend/vendor/ 目录中，前端已预构建在 frontend/dist/。最终用户仅需安装 Python 3.10+，无需安装任何其他依赖。</w:t>
+        <w:t xml:space="preserve">注意：v2.0.0 提供离线版（单 Windows 桌面应用，双击 exe 即用）与在线版（Windows 桌面壳 + Linux 后端）两种形态。离线版数据存储于本机，在线版数据存储于服务器。</w:t>
       </w:r>
     </w:p>
     <w:tbl>
@@ -1122,7 +1122,7 @@
               <w:spacing w:after="20" w:before="20"/>
             </w:pPr>
             <w:r>
-              <w:t xml:space="preserve">仅需系统自带浏览器</w:t>
+              <w:t xml:space="preserve">系统自带 WebView2 运行时</w:t>
             </w:r>
           </w:p>
         </w:tc>
@@ -1202,7 +1202,7 @@
               <w:spacing w:after="20" w:before="20"/>
             </w:pPr>
             <w:r>
-              <w:t xml:space="preserve">唯一需要预安装的软件</w:t>
+              <w:t xml:space="preserve">无需预安装（内置运行时）</w:t>
             </w:r>
           </w:p>
         </w:tc>
@@ -1236,7 +1236,7 @@
         <w:spacing w:after="120" w:before="200"/>
       </w:pPr>
       <w:r>
-        <w:t xml:space="preserve">Python 依赖（已打包在 backend/vendor/）</w:t>
+        <w:t xml:space="preserve">Python 依赖（打包在离线版 exe 中）</w:t>
       </w:r>
     </w:p>
     <w:tbl>
@@ -1602,7 +1602,7 @@
         <w:spacing w:after="120" w:before="200"/>
       </w:pPr>
       <w:r>
-        <w:t xml:space="preserve">前端依赖（已预构建在 frontend/dist/）</w:t>
+        <w:t xml:space="preserve">前端依赖（已预构建并打包在 exe 中）</w:t>
       </w:r>
     </w:p>
     <w:tbl>
@@ -1995,7 +1995,7 @@
           <w:sz w:val="21"/>
           <w:szCs w:val="21"/>
         </w:rPr>
-        <w:t xml:space="preserve">项目已配置为便携式部署，最终用户无需安装任何依赖。只需两步：</w:t>
+        <w:t xml:space="preserve">离线版已打包为单文件桌面应用，最终用户无需安装任何依赖。只需两步：</w:t>
       </w:r>
     </w:p>
     <w:p>
@@ -2013,7 +2013,7 @@
           <w:sz w:val="21"/>
           <w:szCs w:val="21"/>
         </w:rPr>
-        <w:t xml:space="preserve">确保系统已安装 Python 3.10 或更高版本</w:t>
+        <w:t xml:space="preserve">双击 dist/InvoiceMaster.exe（或项目根目录 start_app.bat）</w:t>
       </w:r>
     </w:p>
     <w:p>
@@ -2031,7 +2031,7 @@
           <w:sz w:val="21"/>
           <w:szCs w:val="21"/>
         </w:rPr>
-        <w:t xml:space="preserve">双击项目根目录下的 start_app.bat</w:t>
+        <w:t xml:space="preserve">应用窗口自动打开，即可开始使用</w:t>
       </w:r>
     </w:p>
     <w:p>
@@ -2044,79 +2044,79 @@
           <w:sz w:val="21"/>
           <w:szCs w:val="21"/>
         </w:rPr>
-        <w:t xml:space="preserve">脚本将自动完成以下操作：</w:t>
-      </w:r>
-    </w:p>
-    <w:p>
-      <w:pPr>
-        <w:pStyle w:val="ListParagraph"/>
-        <w:numPr>
-          <w:ilvl w:val="0"/>
-          <w:numId w:val="2"/>
-        </w:numPr>
-        <w:spacing w:after="40" w:before="40"/>
-      </w:pPr>
-      <w:r>
-        <w:rPr>
-          <w:rFonts w:ascii="Microsoft YaHei" w:cs="Microsoft YaHei" w:eastAsia="Microsoft YaHei" w:hAnsi="Microsoft YaHei"/>
-          <w:sz w:val="21"/>
-          <w:szCs w:val="21"/>
-        </w:rPr>
-        <w:t xml:space="preserve">检查 Python 环境</w:t>
-      </w:r>
-    </w:p>
-    <w:p>
-      <w:pPr>
-        <w:pStyle w:val="ListParagraph"/>
-        <w:numPr>
-          <w:ilvl w:val="0"/>
-          <w:numId w:val="2"/>
-        </w:numPr>
-        <w:spacing w:after="40" w:before="40"/>
-      </w:pPr>
-      <w:r>
-        <w:rPr>
-          <w:rFonts w:ascii="Microsoft YaHei" w:cs="Microsoft YaHei" w:eastAsia="Microsoft YaHei" w:hAnsi="Microsoft YaHei"/>
-          <w:sz w:val="21"/>
-          <w:szCs w:val="21"/>
-        </w:rPr>
-        <w:t xml:space="preserve">设置 vendor 目录为 Python 依赖路径（无需 pip install）</w:t>
-      </w:r>
-    </w:p>
-    <w:p>
-      <w:pPr>
-        <w:pStyle w:val="ListParagraph"/>
-        <w:numPr>
-          <w:ilvl w:val="0"/>
-          <w:numId w:val="2"/>
-        </w:numPr>
-        <w:spacing w:after="40" w:before="40"/>
-      </w:pPr>
-      <w:r>
-        <w:rPr>
-          <w:rFonts w:ascii="Microsoft YaHei" w:cs="Microsoft YaHei" w:eastAsia="Microsoft YaHei" w:hAnsi="Microsoft YaHei"/>
-          <w:sz w:val="21"/>
-          <w:szCs w:val="21"/>
-        </w:rPr>
-        <w:t xml:space="preserve">启动 FastAPI 后端服务（监听 127.0.0.1:8000）</w:t>
-      </w:r>
-    </w:p>
-    <w:p>
-      <w:pPr>
-        <w:pStyle w:val="ListParagraph"/>
-        <w:numPr>
-          <w:ilvl w:val="0"/>
-          <w:numId w:val="2"/>
-        </w:numPr>
-        <w:spacing w:after="40" w:before="40"/>
-      </w:pPr>
-      <w:r>
-        <w:rPr>
-          <w:rFonts w:ascii="Microsoft YaHei" w:cs="Microsoft YaHei" w:eastAsia="Microsoft YaHei" w:hAnsi="Microsoft YaHei"/>
-          <w:sz w:val="21"/>
-          <w:szCs w:val="21"/>
-        </w:rPr>
-        <w:t xml:space="preserve">等待服务就绪后自动打开默认浏览器</w:t>
+        <w:t xml:space="preserve">应用将自动完成以下操作：</w:t>
+      </w:r>
+    </w:p>
+    <w:p>
+      <w:pPr>
+        <w:pStyle w:val="ListParagraph"/>
+        <w:numPr>
+          <w:ilvl w:val="0"/>
+          <w:numId w:val="2"/>
+        </w:numPr>
+        <w:spacing w:after="40" w:before="40"/>
+      </w:pPr>
+      <w:r>
+        <w:rPr>
+          <w:rFonts w:ascii="Microsoft YaHei" w:cs="Microsoft YaHei" w:eastAsia="Microsoft YaHei" w:hAnsi="Microsoft YaHei"/>
+          <w:sz w:val="21"/>
+          <w:szCs w:val="21"/>
+        </w:rPr>
+        <w:t xml:space="preserve">启动内嵌后端服务</w:t>
+      </w:r>
+    </w:p>
+    <w:p>
+      <w:pPr>
+        <w:pStyle w:val="ListParagraph"/>
+        <w:numPr>
+          <w:ilvl w:val="0"/>
+          <w:numId w:val="2"/>
+        </w:numPr>
+        <w:spacing w:after="40" w:before="40"/>
+      </w:pPr>
+      <w:r>
+        <w:rPr>
+          <w:rFonts w:ascii="Microsoft YaHei" w:cs="Microsoft YaHei" w:eastAsia="Microsoft YaHei" w:hAnsi="Microsoft YaHei"/>
+          <w:sz w:val="21"/>
+          <w:szCs w:val="21"/>
+        </w:rPr>
+        <w:t xml:space="preserve">初始化本地数据库与上传目录</w:t>
+      </w:r>
+    </w:p>
+    <w:p>
+      <w:pPr>
+        <w:pStyle w:val="ListParagraph"/>
+        <w:numPr>
+          <w:ilvl w:val="0"/>
+          <w:numId w:val="2"/>
+        </w:numPr>
+        <w:spacing w:after="40" w:before="40"/>
+      </w:pPr>
+      <w:r>
+        <w:rPr>
+          <w:rFonts w:ascii="Microsoft YaHei" w:cs="Microsoft YaHei" w:eastAsia="Microsoft YaHei" w:hAnsi="Microsoft YaHei"/>
+          <w:sz w:val="21"/>
+          <w:szCs w:val="21"/>
+        </w:rPr>
+        <w:t xml:space="preserve">加载前端界面</w:t>
+      </w:r>
+    </w:p>
+    <w:p>
+      <w:pPr>
+        <w:pStyle w:val="ListParagraph"/>
+        <w:numPr>
+          <w:ilvl w:val="0"/>
+          <w:numId w:val="2"/>
+        </w:numPr>
+        <w:spacing w:after="40" w:before="40"/>
+      </w:pPr>
+      <w:r>
+        <w:rPr>
+          <w:rFonts w:ascii="Microsoft YaHei" w:cs="Microsoft YaHei" w:eastAsia="Microsoft YaHei" w:hAnsi="Microsoft YaHei"/>
+          <w:sz w:val="21"/>
+          <w:szCs w:val="21"/>
+        </w:rPr>
+        <w:t xml:space="preserve">等待就绪后自动打开应用窗口</w:t>
       </w:r>
     </w:p>
     <w:p>
@@ -2134,7 +2134,7 @@
           <w:sz w:val="21"/>
           <w:szCs w:val="21"/>
         </w:rPr>
-        <w:t xml:space="preserve">浏览器自动打开 http://127.0.0.1:8000，即可开始使用</w:t>
+        <w:t xml:space="preserve">应用窗口自动打开，即可开始使用</w:t>
       </w:r>
     </w:p>
     <w:p>
@@ -2152,7 +2152,7 @@
           <w:sz w:val="21"/>
           <w:szCs w:val="21"/>
         </w:rPr>
-        <w:t xml:space="preserve">关闭命令行窗口或按 Ctrl+C 停止服务</w:t>
+        <w:t xml:space="preserve">关闭应用窗口即可停止服务</w:t>
       </w:r>
     </w:p>
     <w:p>
@@ -2172,7 +2172,7 @@
           <w:sz w:val="20"/>
           <w:szCs w:val="20"/>
         </w:rPr>
-        <w:t xml:space="preserve">重要：首次启动约需 3-5 秒加载时间，请等待浏览器自动打开。不要手动提前打开浏览器。</w:t>
+        <w:t xml:space="preserve">重要：首次启动约需 3-5 秒加载时间，请等待应用窗口自动打开。</w:t>
       </w:r>
     </w:p>
     <w:p>
@@ -2199,43 +2199,43 @@
           <w:sz w:val="21"/>
           <w:szCs w:val="21"/>
         </w:rPr>
-        <w:t xml:space="preserve">如果要将系统交付给其他用户，只需将整个项目文件夹复制过去即可。接收方：</w:t>
-      </w:r>
-    </w:p>
-    <w:p>
-      <w:pPr>
-        <w:pStyle w:val="ListParagraph"/>
-        <w:numPr>
-          <w:ilvl w:val="0"/>
-          <w:numId w:val="2"/>
-        </w:numPr>
-        <w:spacing w:after="40" w:before="40"/>
-      </w:pPr>
-      <w:r>
-        <w:rPr>
-          <w:rFonts w:ascii="Microsoft YaHei" w:cs="Microsoft YaHei" w:eastAsia="Microsoft YaHei" w:hAnsi="Microsoft YaHei"/>
-          <w:sz w:val="21"/>
-          <w:szCs w:val="21"/>
-        </w:rPr>
-        <w:t xml:space="preserve">确保安装了 Python 3.10+</w:t>
-      </w:r>
-    </w:p>
-    <w:p>
-      <w:pPr>
-        <w:pStyle w:val="ListParagraph"/>
-        <w:numPr>
-          <w:ilvl w:val="0"/>
-          <w:numId w:val="2"/>
-        </w:numPr>
-        <w:spacing w:after="40" w:before="40"/>
-      </w:pPr>
-      <w:r>
-        <w:rPr>
-          <w:rFonts w:ascii="Microsoft YaHei" w:cs="Microsoft YaHei" w:eastAsia="Microsoft YaHei" w:hAnsi="Microsoft YaHei"/>
-          <w:sz w:val="21"/>
-          <w:szCs w:val="21"/>
-        </w:rPr>
-        <w:t xml:space="preserve">双击 start_app.bat 启动</w:t>
+        <w:t xml:space="preserve">如果要将系统交付给其他用户，只需将 dist/InvoiceMaster.exe 复制过去即可。接收方：</w:t>
+      </w:r>
+    </w:p>
+    <w:p>
+      <w:pPr>
+        <w:pStyle w:val="ListParagraph"/>
+        <w:numPr>
+          <w:ilvl w:val="0"/>
+          <w:numId w:val="2"/>
+        </w:numPr>
+        <w:spacing w:after="40" w:before="40"/>
+      </w:pPr>
+      <w:r>
+        <w:rPr>
+          <w:rFonts w:ascii="Microsoft YaHei" w:cs="Microsoft YaHei" w:eastAsia="Microsoft YaHei" w:hAnsi="Microsoft YaHei"/>
+          <w:sz w:val="21"/>
+          <w:szCs w:val="21"/>
+        </w:rPr>
+        <w:t xml:space="preserve">无需安装任何环境</w:t>
+      </w:r>
+    </w:p>
+    <w:p>
+      <w:pPr>
+        <w:pStyle w:val="ListParagraph"/>
+        <w:numPr>
+          <w:ilvl w:val="0"/>
+          <w:numId w:val="2"/>
+        </w:numPr>
+        <w:spacing w:after="40" w:before="40"/>
+      </w:pPr>
+      <w:r>
+        <w:rPr>
+          <w:rFonts w:ascii="Microsoft YaHei" w:cs="Microsoft YaHei" w:eastAsia="Microsoft YaHei" w:hAnsi="Microsoft YaHei"/>
+          <w:sz w:val="21"/>
+          <w:szCs w:val="21"/>
+        </w:rPr>
+        <w:t xml:space="preserve">双击 InvoiceMaster.exe 启动</w:t>
       </w:r>
     </w:p>
     <w:p>
@@ -2334,7 +2334,7 @@
           <w:sz w:val="18"/>
           <w:szCs w:val="18"/>
         </w:rPr>
-        <w:t xml:space="preserve">npm run build</w:t>
+        <w:t xml:space="preserve">npm run build:offline</w:t>
       </w:r>
     </w:p>
     <w:p>
@@ -2347,7 +2347,7 @@
           <w:sz w:val="21"/>
           <w:szCs w:val="21"/>
         </w:rPr>
-        <w:t xml:space="preserve">构建产物写入 frontend/dist/，后端会自动挂载。</w:t>
+        <w:t xml:space="preserve">构建产物写入 frontend/dist/，打包时内置于 exe。</w:t>
       </w:r>
     </w:p>
     <w:p>
@@ -2399,7 +2399,7 @@
           <w:sz w:val="18"/>
           <w:szCs w:val="18"/>
         </w:rPr>
-        <w:t xml:space="preserve">pip install --target vendor -r requirements.txt</w:t>
+        <w:t xml:space="preserve">pip install -r requirements.txt</w:t>
       </w:r>
     </w:p>
     <w:p>
@@ -2427,7 +2427,7 @@
           <w:sz w:val="18"/>
           <w:szCs w:val="18"/>
         </w:rPr>
-        <w:t xml:space="preserve">set PYTHONPATH=%cd%\vendor</w:t>
+        <w:t xml:space="preserve"/>
       </w:r>
     </w:p>
     <w:p>
@@ -2442,7 +2442,7 @@
           <w:sz w:val="18"/>
           <w:szCs w:val="18"/>
         </w:rPr>
-        <w:t xml:space="preserve">python -m uvicorn app.main:app --host 127.0.0.1 --port 8000</w:t>
+        <w:t xml:space="preserve">python run.py</w:t>
       </w:r>
     </w:p>
     <w:p>
@@ -2481,7 +2481,7 @@
           <w:sz w:val="18"/>
           <w:szCs w:val="18"/>
         </w:rPr>
-        <w:t xml:space="preserve">set PYTHONPATH=%cd%\vendor</w:t>
+        <w:t xml:space="preserve"/>
       </w:r>
     </w:p>
     <w:p>
@@ -2496,7 +2496,7 @@
           <w:sz w:val="18"/>
           <w:szCs w:val="18"/>
         </w:rPr>
-        <w:t xml:space="preserve">python -m uvicorn app.main:app --host 127.0.0.1 --port 8000</w:t>
+        <w:t xml:space="preserve">python run.py</w:t>
       </w:r>
     </w:p>
     <w:p>
@@ -3006,7 +3006,7 @@
           <w:sz w:val="21"/>
           <w:szCs w:val="21"/>
         </w:rPr>
-        <w:t xml:space="preserve">原始发票 PDF 预览（可折叠，支持内嵌 iframe 阅读或新窗口打开）</w:t>
+        <w:t xml:space="preserve">原始发票 PDF 预览（可折叠，支持内置渲染或新窗口打开）</w:t>
       </w:r>
     </w:p>
     <w:p>
@@ -3475,7 +3475,7 @@
           <w:sz w:val="18"/>
           <w:szCs w:val="18"/>
         </w:rPr>
-        <w:t xml:space="preserve">├── start_app.bat              # 一键启动脚本（最终用户入口）</w:t>
+        <w:t xml:space="preserve">├── start_app.bat              # 离线版启动脚本（回退源码运行）</w:t>
       </w:r>
     </w:p>
     <w:p>
@@ -3535,7 +3535,7 @@
           <w:sz w:val="18"/>
           <w:szCs w:val="18"/>
         </w:rPr>
-        <w:t xml:space="preserve">│   ├── vendor/                # Python 依赖打包目录（便携部署核心）</w:t>
+        <w:t xml:space="preserve">│   ├── desktop/               # 桌面应用入口（offline_app.py / online_app.py）</w:t>
       </w:r>
     </w:p>
     <w:p>
@@ -3670,7 +3670,7 @@
           <w:sz w:val="18"/>
           <w:szCs w:val="18"/>
         </w:rPr>
-        <w:t xml:space="preserve">│   └── data/                  # SQLite 数据库 + PDF 文件存储</w:t>
+        <w:t xml:space="preserve">│   └── data/                  # 运行时数据（默认 %LOCALAPPDATA%/InvoiceMaster/data）</w:t>
       </w:r>
     </w:p>
     <w:p>
@@ -3715,7 +3715,7 @@
           <w:sz w:val="18"/>
           <w:szCs w:val="18"/>
         </w:rPr>
-        <w:t xml:space="preserve">    ├── dist/                  # 前端构建产物（预构建）</w:t>
+        <w:t xml:space="preserve">    ├── dist/                  # 前端构建产物（离线版）</w:t>
       </w:r>
     </w:p>
     <w:p>
@@ -3753,7 +3753,7 @@
         <w:spacing w:after="120" w:before="200"/>
       </w:pPr>
       <w:r>
-        <w:t xml:space="preserve">Q: 启动报错「未找到 Python」</w:t>
+        <w:t xml:space="preserve">Q: 启动报错「未找到 Python」（仅源码运行模式）</w:t>
       </w:r>
     </w:p>
     <w:p>
@@ -3766,7 +3766,7 @@
           <w:sz w:val="21"/>
           <w:szCs w:val="21"/>
         </w:rPr>
-        <w:t xml:space="preserve">请确保已安装 Python 3.10 或更高版本，并添加到系统 PATH 环境变量。</w:t>
+        <w:t xml:space="preserve">离线版 exe 无需 Python；仅源码运行（python desktop/offline_app.py）需要 Python 3.10+。</w:t>
       </w:r>
     </w:p>
     <w:p>
@@ -3788,7 +3788,7 @@
         <w:spacing w:after="120" w:before="200"/>
       </w:pPr>
       <w:r>
-        <w:t xml:space="preserve">Q: 双击 start_app.bat 无反应或闪退</w:t>
+        <w:t xml:space="preserve">Q: 双击 exe 无反应或闪退</w:t>
       </w:r>
     </w:p>
     <w:p>
@@ -3816,7 +3816,7 @@
           <w:sz w:val="18"/>
           <w:szCs w:val="18"/>
         </w:rPr>
-        <w:t xml:space="preserve">右键点击 start_app.bat →「编辑」→ 查看脚本内容</w:t>
+        <w:t xml:space="preserve">确认 exe 文件完整未损坏</w:t>
       </w:r>
     </w:p>
     <w:p>
@@ -3831,7 +3831,7 @@
           <w:sz w:val="18"/>
           <w:szCs w:val="18"/>
         </w:rPr>
-        <w:t xml:space="preserve">或手动打开 CMD，cd 到项目目录后执行 start_app.bat</w:t>
+        <w:t xml:space="preserve">或运行 python backend/desktop/offline_app.py 查看报错信息</w:t>
       </w:r>
     </w:p>
     <w:p>
@@ -3858,7 +3858,7 @@
         <w:spacing w:after="120" w:before="200"/>
       </w:pPr>
       <w:r>
-        <w:t xml:space="preserve">Q: 浏览器显示空白或「Internal Server Error」</w:t>
+        <w:t xml:space="preserve">Q: 应用显示空白或「Internal Server Error」</w:t>
       </w:r>
     </w:p>
     <w:p>
@@ -3871,7 +3871,7 @@
           <w:sz w:val="21"/>
           <w:szCs w:val="21"/>
         </w:rPr>
-        <w:t xml:space="preserve">请确认 frontend/dist/ 目录存在且包含 index.html 文件。</w:t>
+        <w:t xml:space="preserve">请确认打包完整，或源码运行时 frontend/dist/ 已构建。</w:t>
       </w:r>
     </w:p>
     <w:p>
@@ -3884,7 +3884,7 @@
           <w:sz w:val="21"/>
           <w:szCs w:val="21"/>
         </w:rPr>
-        <w:t xml:space="preserve">如果 dist/ 缺失，说明前端未构建。请在 frontend/ 目录下执行 npm install &amp;&amp; npm run build。</w:t>
+        <w:t xml:space="preserve">如果 dist/ 缺失，说明前端未构建。请在 frontend/ 目录下执行 npm install &amp;&amp; npm run build:offline。</w:t>
       </w:r>
     </w:p>
     <w:p>
@@ -3987,7 +3987,7 @@
           <w:sz w:val="21"/>
           <w:szCs w:val="21"/>
         </w:rPr>
-        <w:t xml:space="preserve">确保浏览器支持内嵌 PDF 查看（Chrome / Edge 均支持）</w:t>
+        <w:t xml:space="preserve">确保系统 WebView2 运行时正常（Windows 10/11 自带）</w:t>
       </w:r>
     </w:p>
     <w:p>
@@ -4023,7 +4023,7 @@
           <w:sz w:val="21"/>
           <w:szCs w:val="21"/>
         </w:rPr>
-        <w:t xml:space="preserve">如果问题持续，请检查 backend/data/uploads/ 目录下文件是否存在</w:t>
+        <w:t xml:space="preserve">如果问题持续，请检查 %LOCALAPPDATA%/InvoiceMaster/data/uploads/ 目录下文件是否存在</w:t>
       </w:r>
     </w:p>
     <w:p>
@@ -4112,7 +4112,7 @@
           <w:sz w:val="21"/>
           <w:szCs w:val="21"/>
         </w:rPr>
-        <w:t xml:space="preserve">删除 backend/data/invoices.db 文件并清空 backend/data/uploads/ 目录，重启即可。</w:t>
+        <w:t xml:space="preserve">删除 %LOCALAPPDATA%/InvoiceMaster/data/invoices.db 文件并清空同目录 uploads/，重启即可。</w:t>
       </w:r>
     </w:p>
     <w:p>
@@ -4139,7 +4139,7 @@
           <w:sz w:val="21"/>
           <w:szCs w:val="21"/>
         </w:rPr>
-        <w:t xml:space="preserve">保留 backend/data/ 目录（数据库和上传文件不丢失）</w:t>
+        <w:t xml:space="preserve">保留 %LOCALAPPDATA%/InvoiceMaster/data/ 目录（数据库和上传文件不丢失）</w:t>
       </w:r>
     </w:p>
     <w:p>
@@ -4175,7 +4175,7 @@
           <w:sz w:val="21"/>
           <w:szCs w:val="21"/>
         </w:rPr>
-        <w:t xml:space="preserve">双击 start_app.bat 启动</w:t>
+        <w:t xml:space="preserve">双击 InvoiceMaster.exe 启动</w:t>
       </w:r>
     </w:p>
     <w:p>
@@ -4197,7 +4197,7 @@
           <w:sz w:val="21"/>
           <w:szCs w:val="21"/>
         </w:rPr>
-        <w:t xml:space="preserve">编辑 start_app.bat，将 --port 8000 改为需要的端口号，同时修改最后一行的 http://127.0.0.1:8000。</w:t>
+        <w:t xml:space="preserve">设置环境变量 INVOICEMASTER_PORT 为需要的端口号后启动。</w:t>
       </w:r>
     </w:p>
     <w:sectPr>

--- a/InvoiceMaster_部署手册与使用说明.docx
+++ b/InvoiceMaster_部署手册与使用说明.docx
@@ -75,7 +75,7 @@
           <w:sz w:val="22"/>
           <w:szCs w:val="22"/>
         </w:rPr>
-        <w:t xml:space="preserve">版本 2.0.0</w:t>
+        <w:t xml:space="preserve">版本 2.1.0</w:t>
       </w:r>
     </w:p>
     <w:p>
@@ -923,7 +923,7 @@
           <w:sz w:val="20"/>
           <w:szCs w:val="20"/>
         </w:rPr>
-        <w:t xml:space="preserve">注意：v2.0.0 提供离线版（单 Windows 桌面应用，双击 exe 即用）与在线版（Windows 桌面壳 + Linux 后端）两种形态。离线版数据存储于本机，在线版数据存储于服务器。</w:t>
+        <w:t xml:space="preserve">注意：v2.1.0 提供离线版（单 Windows 桌面应用，双击 exe 即用）与在线版（Windows 桌面壳 + Linux 后端）两种形态。离线版数据存储于本机，在线版数据存储于服务器。</w:t>
       </w:r>
     </w:p>
     <w:tbl>

--- a/InvoiceMaster_部署手册与使用说明.docx
+++ b/InvoiceMaster_部署手册与使用说明.docx
@@ -75,7 +75,7 @@
           <w:sz w:val="22"/>
           <w:szCs w:val="22"/>
         </w:rPr>
-        <w:t xml:space="preserve">版本 2.1.0</w:t>
+        <w:t xml:space="preserve">版本 2.1.1</w:t>
       </w:r>
     </w:p>
     <w:p>
@@ -923,7 +923,7 @@
           <w:sz w:val="20"/>
           <w:szCs w:val="20"/>
         </w:rPr>
-        <w:t xml:space="preserve">注意：v2.1.0 提供离线版（单 Windows 桌面应用，双击 exe 即用）与在线版（Windows 桌面壳 + Linux 后端）两种形态。离线版数据存储于本机，在线版数据存储于服务器。</w:t>
+        <w:t xml:space="preserve">注意：v2.1.1 提供离线版（单 Windows 桌面应用，双击 exe 即用）与在线版（Windows 桌面壳 + Linux 后端）两种形态。离线版数据存储于本机，在线版数据存储于服务器。</w:t>
       </w:r>
     </w:p>
     <w:tbl>

--- a/InvoiceMaster_部署手册与使用说明.docx
+++ b/InvoiceMaster_部署手册与使用说明.docx
@@ -75,7 +75,7 @@
           <w:sz w:val="22"/>
           <w:szCs w:val="22"/>
         </w:rPr>
-        <w:t xml:space="preserve">版本 2.1.1</w:t>
+        <w:t xml:space="preserve">版本 2.1.2</w:t>
       </w:r>
     </w:p>
     <w:p>
@@ -923,7 +923,7 @@
           <w:sz w:val="20"/>
           <w:szCs w:val="20"/>
         </w:rPr>
-        <w:t xml:space="preserve">注意：v2.1.1 提供离线版（单 Windows 桌面应用，双击 exe 即用）与在线版（Windows 桌面壳 + Linux 后端）两种形态。离线版数据存储于本机，在线版数据存储于服务器。</w:t>
+        <w:t xml:space="preserve">注意：v2.1.2 提供离线版（单 Windows 桌面应用，双击 exe 即用）与在线版（Windows 桌面壳 + Linux 后端）两种形态。离线版数据存储于本机，在线版数据存储于服务器。</w:t>
       </w:r>
     </w:p>
     <w:tbl>

--- a/InvoiceMaster_部署手册与使用说明.docx
+++ b/InvoiceMaster_部署手册与使用说明.docx
@@ -75,7 +75,7 @@
           <w:sz w:val="22"/>
           <w:szCs w:val="22"/>
         </w:rPr>
-        <w:t xml:space="preserve">版本 2.1.2</w:t>
+        <w:t xml:space="preserve">版本 2.2.0</w:t>
       </w:r>
     </w:p>
     <w:p>
@@ -923,7 +923,7 @@
           <w:sz w:val="20"/>
           <w:szCs w:val="20"/>
         </w:rPr>
-        <w:t xml:space="preserve">注意：v2.1.2 提供离线版（单 Windows 桌面应用，双击 exe 即用）与在线版（Windows 桌面壳 + Linux 后端）两种形态。离线版数据存储于本机，在线版数据存储于服务器。</w:t>
+        <w:t xml:space="preserve">注意：v2.2.0 提供离线版（单 Windows 桌面应用，双击 exe 即用）与在线版（Windows 桌面壳 + Linux 后端）两种形态。离线版数据存储于本机，在线版数据存储于服务器。</w:t>
       </w:r>
     </w:p>
     <w:tbl>

--- a/InvoiceMaster_部署手册与使用说明.docx
+++ b/InvoiceMaster_部署手册与使用说明.docx
@@ -75,7 +75,7 @@
           <w:sz w:val="22"/>
           <w:szCs w:val="22"/>
         </w:rPr>
-        <w:t xml:space="preserve">版本 2.2.0</w:t>
+        <w:t xml:space="preserve">版本 2.2.1</w:t>
       </w:r>
     </w:p>
     <w:p>
@@ -923,7 +923,7 @@
           <w:sz w:val="20"/>
           <w:szCs w:val="20"/>
         </w:rPr>
-        <w:t xml:space="preserve">注意：v2.2.0 提供离线版（单 Windows 桌面应用，双击 exe 即用）与在线版（Windows 桌面壳 + Linux 后端）两种形态。离线版数据存储于本机，在线版数据存储于服务器。</w:t>
+        <w:t xml:space="preserve">注意：v2.2.1 提供离线版（单 Windows 桌面应用，双击 exe 即用）与在线版（Windows 桌面壳 + Linux 后端）两种形态。离线版数据存储于本机，在线版数据存储于服务器。</w:t>
       </w:r>
     </w:p>
     <w:tbl>
